--- a/要求仕様書.docx
+++ b/要求仕様書.docx
@@ -203,19 +203,19 @@
           <w:rFonts w:ascii="Arial Unicode MS" w:cs="Arial Unicode MS" w:eastAsia="Arial Unicode MS" w:hAnsi="Arial Unicode MS"/>
           <w:rtl w:val="0"/>
         </w:rPr>
-        <w:t xml:space="preserve">コミュニケーション</w:t>
-      </w:r>
-    </w:p>
-    <w:p>
-      <w:pPr>
-        <w:rPr/>
-      </w:pPr>
-      <w:r>
-        <w:rPr>
-          <w:rFonts w:ascii="Arial Unicode MS" w:cs="Arial Unicode MS" w:eastAsia="Arial Unicode MS" w:hAnsi="Arial Unicode MS"/>
-          <w:rtl w:val="0"/>
-        </w:rPr>
-        <w:t xml:space="preserve">能力リーダーシップ</w:t>
+        <w:t xml:space="preserve">コミュニケーション能力</w:t>
+      </w:r>
+    </w:p>
+    <w:p>
+      <w:pPr>
+        <w:rPr/>
+      </w:pPr>
+      <w:r>
+        <w:rPr>
+          <w:rFonts w:ascii="Arial Unicode MS" w:cs="Arial Unicode MS" w:eastAsia="Arial Unicode MS" w:hAnsi="Arial Unicode MS"/>
+          <w:rtl w:val="0"/>
+        </w:rPr>
+        <w:t xml:space="preserve">リーダーシップ</w:t>
       </w:r>
     </w:p>
     <w:p>
@@ -377,7 +377,7 @@
           <w:rFonts w:ascii="Arial Unicode MS" w:cs="Arial Unicode MS" w:eastAsia="Arial Unicode MS" w:hAnsi="Arial Unicode MS"/>
           <w:rtl w:val="0"/>
         </w:rPr>
-        <w:t xml:space="preserve">新規エンジニア追加されても、テンプレート化してある入力項目に、情報入力しておけるようにしておくと追加やエンジニアの削除がスムーズかと思います。</w:t>
+        <w:t xml:space="preserve">新規エンジニアが追加されても、テンプレート化してある入力項目に、情報入力しておけるようにしておくと追加やエンジニアの削除がスムーズなるようにする。</w:t>
       </w:r>
     </w:p>
     <w:p>
@@ -435,19 +435,19 @@
           <w:rFonts w:ascii="Arial Unicode MS" w:cs="Arial Unicode MS" w:eastAsia="Arial Unicode MS" w:hAnsi="Arial Unicode MS"/>
           <w:rtl w:val="0"/>
         </w:rPr>
-        <w:t xml:space="preserve">一項目だけ更新があった際にExcelでCSＶで更新情報だけ作成し、読み込みすることで一括追加ができる。</w:t>
-      </w:r>
-    </w:p>
-    <w:p>
-      <w:pPr>
-        <w:rPr/>
-      </w:pPr>
-      <w:r>
-        <w:rPr>
-          <w:rFonts w:ascii="Arial Unicode MS" w:cs="Arial Unicode MS" w:eastAsia="Arial Unicode MS" w:hAnsi="Arial Unicode MS"/>
-          <w:rtl w:val="0"/>
-        </w:rPr>
-        <w:t xml:space="preserve">そのほか、社員の能力の項目当を出力し、データ化や見える化しやすい。</w:t>
+        <w:t xml:space="preserve">一項目だけ更新があった際にExcelでCSVファイル作成し更新情報だけ読み込みすることで、一括追加ができる。</w:t>
+      </w:r>
+    </w:p>
+    <w:p>
+      <w:pPr>
+        <w:rPr/>
+      </w:pPr>
+      <w:r>
+        <w:rPr>
+          <w:rFonts w:ascii="Arial Unicode MS" w:cs="Arial Unicode MS" w:eastAsia="Arial Unicode MS" w:hAnsi="Arial Unicode MS"/>
+          <w:rtl w:val="0"/>
+        </w:rPr>
+        <w:t xml:space="preserve">そのほか、社員の能力の項目等を出力し、データ化や見える化しやすい。</w:t>
       </w:r>
     </w:p>
     <w:p>
@@ -717,66 +717,6 @@
           <w:rtl w:val="0"/>
         </w:rPr>
         <w:t xml:space="preserve">・選択したエンジニアの情報をCSVに出力できる</w:t>
-      </w:r>
-    </w:p>
-    <w:p>
-      <w:pPr>
-        <w:rPr/>
-      </w:pPr>
-      <w:r>
-        <w:rPr>
-          <w:rtl w:val="0"/>
-        </w:rPr>
-      </w:r>
-    </w:p>
-    <w:p>
-      <w:pPr>
-        <w:rPr/>
-      </w:pPr>
-      <w:r>
-        <w:rPr>
-          <w:rtl w:val="0"/>
-        </w:rPr>
-      </w:r>
-    </w:p>
-    <w:p>
-      <w:pPr>
-        <w:rPr/>
-      </w:pPr>
-      <w:r>
-        <w:rPr>
-          <w:rtl w:val="0"/>
-        </w:rPr>
-      </w:r>
-    </w:p>
-    <w:p>
-      <w:pPr>
-        <w:rPr/>
-      </w:pPr>
-      <w:r>
-        <w:rPr>
-          <w:rtl w:val="0"/>
-        </w:rPr>
-      </w:r>
-    </w:p>
-    <w:p>
-      <w:pPr>
-        <w:rPr/>
-      </w:pPr>
-      <w:r>
-        <w:rPr>
-          <w:rtl w:val="0"/>
-        </w:rPr>
-      </w:r>
-    </w:p>
-    <w:p>
-      <w:pPr>
-        <w:rPr/>
-      </w:pPr>
-      <w:r>
-        <w:rPr>
-          <w:rtl w:val="0"/>
-        </w:rPr>
       </w:r>
     </w:p>
     <w:sectPr>
